--- a/specific_situation/samaritans_purse_senior_meal/outputs/Alexandro_Disla_Resume_SamaritansPurse_EN.docx
+++ b/specific_situation/samaritans_purse_senior_meal/outputs/Alexandro_Disla_Resume_SamaritansPurse_EN.docx
@@ -599,13 +599,13 @@
       </w:r>
     </w:p>
     <w:bookmarkEnd w:id="14"/>
-    <w:bookmarkStart w:id="15" w:name="X07cc94f4e4e9e788c8fef430bae714369c9eade"/>
+    <w:bookmarkStart w:id="15" w:name="X5616b7ef8a4c248ace9decb34f0bcc3c35a6e4e"/>
     <w:p>
       <w:pPr>
         <w:pStyle w:val="Heading3"/>
       </w:pPr>
       <w:r>
-        <w:t xml:space="preserve">Economist — Economic Planning Service | Ministry of Planning (MPCE)</w:t>
+        <w:t xml:space="preserve">Economist — Economic Planning Service (DPES) | Ministry of Planning and External Cooperation (MPCE)</w:t>
       </w:r>
     </w:p>
     <w:p>
@@ -617,7 +617,7 @@
           <w:i/>
           <w:iCs/>
         </w:rPr>
-        <w:t xml:space="preserve">2014 – 2015 | Haiti</w:t>
+        <w:t xml:space="preserve">Nov 2015 – Aug 2023 | Port-au-Prince</w:t>
       </w:r>
     </w:p>
     <w:p>
@@ -629,13 +629,34 @@
         </w:numPr>
       </w:pPr>
       <w:r>
-        <w:t xml:space="preserve">Monitored macroeconomic indicators and contributed statistical analysis to public policy</w:t>
-      </w:r>
-      <w:r>
-        <w:t xml:space="preserve"> </w:t>
-      </w:r>
-      <w:r>
-        <w:t xml:space="preserve">reports; collaborated with the modeling team on socio-economic impact simulations.</w:t>
+        <w:t xml:space="preserve">Contributed to the monitoring reports on the execution of the 2014–2016 Triennial Investment</w:t>
+      </w:r>
+      <w:r>
+        <w:t xml:space="preserve"> </w:t>
+      </w:r>
+      <w:r>
+        <w:t xml:space="preserve">Plan; assigned to the statistics and modeling unit, where I helped build the</w:t>
+      </w:r>
+      <w:r>
+        <w:t xml:space="preserve"> </w:t>
+      </w:r>
+      <w:r>
+        <w:t xml:space="preserve">“Development</w:t>
+      </w:r>
+      <w:r>
+        <w:t xml:space="preserve"> </w:t>
+      </w:r>
+      <w:r>
+        <w:t xml:space="preserve">Planning Model”</w:t>
+      </w:r>
+      <w:r>
+        <w:t xml:space="preserve">, a forecasting, simulation and public-policy impact-analysis tool; monitored</w:t>
+      </w:r>
+      <w:r>
+        <w:t xml:space="preserve"> </w:t>
+      </w:r>
+      <w:r>
+        <w:t xml:space="preserve">macroeconomic indicators alongside the Ministry of Economy and Finance.</w:t>
       </w:r>
     </w:p>
     <w:bookmarkEnd w:id="15"/>
